--- a/docs/manufac_card.docx
+++ b/docs/manufac_card.docx
@@ -12426,7 +12426,7 @@
                 <w:i/>
                 <w:iCs/>
               </w:rPr>
-              <w:t>1с</w:t>
+              <w:t>5мин</w:t>
             </w:r>
           </w:p>
         </w:tc>
@@ -20875,6 +20875,14 @@
                 <w:iCs/>
               </w:rPr>
             </w:pPr>
+            <w:r>
+              <w:rPr>
+                <w:rFonts w:ascii="GOST Type BU" w:hAnsi="GOST Type BU"/>
+                <w:i/>
+                <w:iCs/>
+              </w:rPr>
+              <w:t xml:space="preserve">        </w:t>
+            </w:r>
           </w:p>
         </w:tc>
         <w:tc>
@@ -26679,6 +26687,14 @@
                 <w:iCs/>
               </w:rPr>
             </w:pPr>
+            <w:r>
+              <w:rPr>
+                <w:rFonts w:ascii="GOST Type BU" w:hAnsi="GOST Type BU"/>
+                <w:i/>
+                <w:iCs/>
+              </w:rPr>
+              <w:t>30с</w:t>
+            </w:r>
           </w:p>
         </w:tc>
         <w:tc>
@@ -26702,6 +26718,14 @@
                 <w:iCs/>
               </w:rPr>
             </w:pPr>
+            <w:r>
+              <w:rPr>
+                <w:rFonts w:ascii="GOST Type BU" w:hAnsi="GOST Type BU"/>
+                <w:i/>
+                <w:iCs/>
+              </w:rPr>
+              <w:t>1мин</w:t>
+            </w:r>
           </w:p>
         </w:tc>
         <w:tc>
@@ -28530,7 +28554,15 @@
                 <w:i/>
                 <w:iCs/>
               </w:rPr>
-              <w:t>Винт с потайной головкой M2x6-4,8-H ГОСТ Р ИСО 7046-1-2013</w:t>
+              <w:t>Саморез</w:t>
+            </w:r>
+            <w:r>
+              <w:rPr>
+                <w:rFonts w:ascii="GOST Type BU" w:hAnsi="GOST Type BU"/>
+                <w:i/>
+                <w:iCs/>
+              </w:rPr>
+              <w:t xml:space="preserve"> с потайной головкой M2x6-4,8-H ГОСТ Р ИСО 7046-1-2013</w:t>
             </w:r>
           </w:p>
         </w:tc>
@@ -29275,7 +29307,23 @@
                 <w:i/>
                 <w:iCs/>
               </w:rPr>
-              <w:t>Установить электронный модуль в основании корпуса</w:t>
+              <w:t>Установить электронн</w:t>
+            </w:r>
+            <w:r>
+              <w:rPr>
+                <w:rFonts w:ascii="GOST Type BU" w:hAnsi="GOST Type BU"/>
+                <w:i/>
+                <w:iCs/>
+              </w:rPr>
+              <w:t xml:space="preserve">ую ячейку </w:t>
+            </w:r>
+            <w:r>
+              <w:rPr>
+                <w:rFonts w:ascii="GOST Type BU" w:hAnsi="GOST Type BU"/>
+                <w:i/>
+                <w:iCs/>
+              </w:rPr>
+              <w:t>в основании корпуса</w:t>
             </w:r>
           </w:p>
         </w:tc>
@@ -30106,7 +30154,23 @@
                 <w:i/>
                 <w:iCs/>
               </w:rPr>
-              <w:t>Свинтить детали корпуса с помощью винтов с потайной головкой</w:t>
+              <w:t xml:space="preserve">Свинтить корпус с помощью </w:t>
+            </w:r>
+            <w:r>
+              <w:rPr>
+                <w:rFonts w:ascii="GOST Type BU" w:hAnsi="GOST Type BU"/>
+                <w:i/>
+                <w:iCs/>
+              </w:rPr>
+              <w:t>саморезов</w:t>
+            </w:r>
+            <w:r>
+              <w:rPr>
+                <w:rFonts w:ascii="GOST Type BU" w:hAnsi="GOST Type BU"/>
+                <w:i/>
+                <w:iCs/>
+              </w:rPr>
+              <w:t xml:space="preserve"> с потайной головкой</w:t>
             </w:r>
           </w:p>
         </w:tc>
